--- a/2 Digital Electronics & VLSI/1 Logic Gates & Boolean Algebra/1 Logic Gates.docx
+++ b/2 Digital Electronics & VLSI/1 Logic Gates & Boolean Algebra/1 Logic Gates.docx
@@ -27,61 +27,83 @@
         <mc:AlternateContent>
           <mc:Choice Requires="wps">
             <w:drawing>
-              <wp:anchor distT="0" distB="0" distL="114300" distR="114300" simplePos="0" relativeHeight="251674624" behindDoc="0" locked="0" layoutInCell="1" allowOverlap="1" wp14:anchorId="73FA300F" wp14:editId="101D7BB6">
+              <wp:anchor distT="45720" distB="45720" distL="114300" distR="114300" simplePos="0" relativeHeight="251676672" behindDoc="0" locked="0" layoutInCell="1" allowOverlap="1" wp14:anchorId="2930A7A7" wp14:editId="1BCB5194">
                 <wp:simplePos x="0" y="0"/>
                 <wp:positionH relativeFrom="column">
-                  <wp:posOffset>1701800</wp:posOffset>
+                  <wp:posOffset>3507838</wp:posOffset>
                 </wp:positionH>
                 <wp:positionV relativeFrom="paragraph">
-                  <wp:posOffset>7981950</wp:posOffset>
+                  <wp:posOffset>9704656</wp:posOffset>
                 </wp:positionV>
-                <wp:extent cx="1416050" cy="419100"/>
-                <wp:effectExtent l="19050" t="19050" r="12700" b="19050"/>
+                <wp:extent cx="1528396" cy="393700"/>
+                <wp:effectExtent l="19050" t="19050" r="15240" b="25400"/>
                 <wp:wrapNone/>
-                <wp:docPr id="1117378475" name="Rectangle 5"/>
-                <wp:cNvGraphicFramePr/>
+                <wp:docPr id="217" name="Text Box 2"/>
+                <wp:cNvGraphicFramePr>
+                  <a:graphicFrameLocks xmlns:a="http://schemas.openxmlformats.org/drawingml/2006/main"/>
+                </wp:cNvGraphicFramePr>
                 <a:graphic xmlns:a="http://schemas.openxmlformats.org/drawingml/2006/main">
                   <a:graphicData uri="http://schemas.microsoft.com/office/word/2010/wordprocessingShape">
                     <wps:wsp>
-                      <wps:cNvSpPr/>
-                      <wps:spPr>
+                      <wps:cNvSpPr txBox="1">
+                        <a:spLocks noChangeArrowheads="1"/>
+                      </wps:cNvSpPr>
+                      <wps:spPr bwMode="auto">
                         <a:xfrm>
                           <a:off x="0" y="0"/>
-                          <a:ext cx="1416050" cy="419100"/>
+                          <a:ext cx="1528396" cy="393700"/>
                         </a:xfrm>
                         <a:prstGeom prst="rect">
                           <a:avLst/>
                         </a:prstGeom>
-                        <a:noFill/>
-                        <a:ln w="28575">
+                        <a:solidFill>
+                          <a:srgbClr val="FFFFFF"/>
+                        </a:solidFill>
+                        <a:ln w="38100">
                           <a:solidFill>
                             <a:srgbClr val="EE0000"/>
                           </a:solidFill>
+                          <a:miter lim="800000"/>
+                          <a:headEnd/>
+                          <a:tailEnd/>
                         </a:ln>
                       </wps:spPr>
-                      <wps:style>
-                        <a:lnRef idx="2">
-                          <a:schemeClr val="accent6"/>
-                        </a:lnRef>
-                        <a:fillRef idx="1">
-                          <a:schemeClr val="lt1"/>
-                        </a:fillRef>
-                        <a:effectRef idx="0">
-                          <a:schemeClr val="accent6"/>
-                        </a:effectRef>
-                        <a:fontRef idx="minor">
-                          <a:schemeClr val="dk1"/>
-                        </a:fontRef>
-                      </wps:style>
-                      <wps:bodyPr rot="0" spcFirstLastPara="0" vertOverflow="overflow" horzOverflow="overflow" vert="horz" wrap="square" lIns="91440" tIns="45720" rIns="91440" bIns="45720" numCol="1" spcCol="0" rtlCol="0" fromWordArt="0" anchor="ctr" anchorCtr="0" forceAA="0" compatLnSpc="1">
-                        <a:prstTxWarp prst="textNoShape">
-                          <a:avLst/>
-                        </a:prstTxWarp>
+                      <wps:txbx>
+                        <w:txbxContent>
+                          <w:p>
+                            <w:pPr>
+                              <w:rPr>
+                                <w:rFonts w:ascii="Times New Roman" w:hAnsi="Times New Roman" w:cs="Times New Roman"/>
+                                <w:b/>
+                                <w:bCs/>
+                                <w:sz w:val="32"/>
+                                <w:szCs w:val="32"/>
+                                <w:lang w:val="en-US"/>
+                              </w:rPr>
+                            </w:pPr>
+                            <w:r>
+                              <w:rPr>
+                                <w:rFonts w:ascii="Times New Roman" w:hAnsi="Times New Roman" w:cs="Times New Roman"/>
+                                <w:b/>
+                                <w:bCs/>
+                                <w:sz w:val="32"/>
+                                <w:szCs w:val="32"/>
+                                <w:lang w:val="en-US"/>
+                              </w:rPr>
+                              <w:t>Odd 1 detector</w:t>
+                            </w:r>
+                          </w:p>
+                        </w:txbxContent>
+                      </wps:txbx>
+                      <wps:bodyPr rot="0" vert="horz" wrap="square" lIns="91440" tIns="45720" rIns="91440" bIns="45720" anchor="t" anchorCtr="0">
                         <a:noAutofit/>
                       </wps:bodyPr>
                     </wps:wsp>
                   </a:graphicData>
                 </a:graphic>
+                <wp14:sizeRelH relativeFrom="margin">
+                  <wp14:pctWidth>0</wp14:pctWidth>
+                </wp14:sizeRelH>
                 <wp14:sizeRelV relativeFrom="margin">
                   <wp14:pctHeight>0</wp14:pctHeight>
                 </wp14:sizeRelV>
@@ -90,7 +112,39 @@
           </mc:Choice>
           <mc:Fallback>
             <w:pict>
-              <v:rect w14:anchorId="5C499EBE" id="Rectangle 5" o:spid="_x0000_s1026" style="position:absolute;margin-left:134pt;margin-top:628.5pt;width:111.5pt;height:33pt;z-index:251674624;visibility:visible;mso-wrap-style:square;mso-height-percent:0;mso-wrap-distance-left:9pt;mso-wrap-distance-top:0;mso-wrap-distance-right:9pt;mso-wrap-distance-bottom:0;mso-position-horizontal:absolute;mso-position-horizontal-relative:text;mso-position-vertical:absolute;mso-position-vertical-relative:text;mso-height-percent:0;mso-height-relative:margin;v-text-anchor:middle" o:gfxdata="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" filled="f" strokecolor="#e00" strokeweight="2.25pt"/>
+              <v:shapetype w14:anchorId="2930A7A7" id="_x0000_t202" coordsize="21600,21600" o:spt="202" path="m,l,21600r21600,l21600,xe">
+                <v:stroke joinstyle="miter"/>
+                <v:path gradientshapeok="t" o:connecttype="rect"/>
+              </v:shapetype>
+              <v:shape id="Text Box 2" o:spid="_x0000_s1026" type="#_x0000_t202" style="position:absolute;left:0;text-align:left;margin-left:276.2pt;margin-top:764.15pt;width:120.35pt;height:31pt;z-index:251676672;visibility:visible;mso-wrap-style:square;mso-width-percent:0;mso-height-percent:0;mso-wrap-distance-left:9pt;mso-wrap-distance-top:3.6pt;mso-wrap-distance-right:9pt;mso-wrap-distance-bottom:3.6pt;mso-position-horizontal:absolute;mso-position-horizontal-relative:text;mso-position-vertical:absolute;mso-position-vertical-relative:text;mso-width-percent:0;mso-height-percent:0;mso-width-relative:margin;mso-height-relative:margin;v-text-anchor:top" o:gfxdata="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" strokecolor="#e00" strokeweight="3pt">
+                <v:textbox>
+                  <w:txbxContent>
+                    <w:p>
+                      <w:pPr>
+                        <w:rPr>
+                          <w:rFonts w:ascii="Times New Roman" w:hAnsi="Times New Roman" w:cs="Times New Roman"/>
+                          <w:b/>
+                          <w:bCs/>
+                          <w:sz w:val="32"/>
+                          <w:szCs w:val="32"/>
+                          <w:lang w:val="en-US"/>
+                        </w:rPr>
+                      </w:pPr>
+                      <w:r>
+                        <w:rPr>
+                          <w:rFonts w:ascii="Times New Roman" w:hAnsi="Times New Roman" w:cs="Times New Roman"/>
+                          <w:b/>
+                          <w:bCs/>
+                          <w:sz w:val="32"/>
+                          <w:szCs w:val="32"/>
+                          <w:lang w:val="en-US"/>
+                        </w:rPr>
+                        <w:t>Odd 1 detector</w:t>
+                      </w:r>
+                    </w:p>
+                  </w:txbxContent>
+                </v:textbox>
+              </v:shape>
             </w:pict>
           </mc:Fallback>
         </mc:AlternateContent>
@@ -108,67 +162,196 @@
         <mc:AlternateContent>
           <mc:Choice Requires="wps">
             <w:drawing>
-              <wp:anchor distT="0" distB="0" distL="114300" distR="114300" simplePos="0" relativeHeight="251672576" behindDoc="0" locked="0" layoutInCell="1" allowOverlap="1" wp14:anchorId="63FD970A" wp14:editId="3525C1E6">
+              <wp:anchor distT="45720" distB="45720" distL="114300" distR="114300" simplePos="0" relativeHeight="251678720" behindDoc="0" locked="0" layoutInCell="1" allowOverlap="1" wp14:anchorId="66EEF3C2" wp14:editId="3C5B9BB3">
                 <wp:simplePos x="0" y="0"/>
                 <wp:positionH relativeFrom="column">
-                  <wp:posOffset>-95250</wp:posOffset>
+                  <wp:posOffset>-203151</wp:posOffset>
                 </wp:positionH>
                 <wp:positionV relativeFrom="paragraph">
-                  <wp:posOffset>7956550</wp:posOffset>
+                  <wp:posOffset>9635587</wp:posOffset>
                 </wp:positionV>
-                <wp:extent cx="1416050" cy="444500"/>
-                <wp:effectExtent l="19050" t="19050" r="12700" b="12700"/>
+                <wp:extent cx="1647972" cy="557725"/>
+                <wp:effectExtent l="19050" t="19050" r="28575" b="13970"/>
                 <wp:wrapNone/>
-                <wp:docPr id="1055132127" name="Rectangle 5"/>
-                <wp:cNvGraphicFramePr/>
+                <wp:docPr id="684447430" name="Text Box 2"/>
+                <wp:cNvGraphicFramePr>
+                  <a:graphicFrameLocks xmlns:a="http://schemas.openxmlformats.org/drawingml/2006/main"/>
+                </wp:cNvGraphicFramePr>
                 <a:graphic xmlns:a="http://schemas.openxmlformats.org/drawingml/2006/main">
                   <a:graphicData uri="http://schemas.microsoft.com/office/word/2010/wordprocessingShape">
                     <wps:wsp>
-                      <wps:cNvSpPr/>
-                      <wps:spPr>
+                      <wps:cNvSpPr txBox="1">
+                        <a:spLocks noChangeArrowheads="1"/>
+                      </wps:cNvSpPr>
+                      <wps:spPr bwMode="auto">
                         <a:xfrm>
                           <a:off x="0" y="0"/>
-                          <a:ext cx="1416050" cy="444500"/>
+                          <a:ext cx="1647972" cy="557725"/>
                         </a:xfrm>
                         <a:prstGeom prst="rect">
                           <a:avLst/>
                         </a:prstGeom>
                         <a:noFill/>
-                        <a:ln w="28575">
+                        <a:ln w="38100">
                           <a:solidFill>
                             <a:srgbClr val="EE0000"/>
                           </a:solidFill>
+                          <a:miter lim="800000"/>
+                          <a:headEnd/>
+                          <a:tailEnd/>
                         </a:ln>
                       </wps:spPr>
-                      <wps:style>
-                        <a:lnRef idx="2">
-                          <a:schemeClr val="accent6"/>
-                        </a:lnRef>
-                        <a:fillRef idx="1">
-                          <a:schemeClr val="lt1"/>
-                        </a:fillRef>
-                        <a:effectRef idx="0">
-                          <a:schemeClr val="accent6"/>
-                        </a:effectRef>
-                        <a:fontRef idx="minor">
-                          <a:schemeClr val="dk1"/>
-                        </a:fontRef>
-                      </wps:style>
-                      <wps:bodyPr rot="0" spcFirstLastPara="0" vertOverflow="overflow" horzOverflow="overflow" vert="horz" wrap="square" lIns="91440" tIns="45720" rIns="91440" bIns="45720" numCol="1" spcCol="0" rtlCol="0" fromWordArt="0" anchor="ctr" anchorCtr="0" forceAA="0" compatLnSpc="1">
-                        <a:prstTxWarp prst="textNoShape">
-                          <a:avLst/>
-                        </a:prstTxWarp>
+                      <wps:txbx>
+                        <w:txbxContent>
+                          <w:p>
+                            <w:pPr>
+                              <w:jc w:val="center"/>
+                              <w:rPr>
+                                <w:rFonts w:ascii="Times New Roman" w:hAnsi="Times New Roman" w:cs="Times New Roman"/>
+                                <w:b/>
+                                <w:bCs/>
+                                <w:sz w:val="28"/>
+                                <w:szCs w:val="28"/>
+                                <w:u w:val="single"/>
+                                <w:lang w:val="en-US"/>
+                              </w:rPr>
+                            </w:pPr>
+                            <w:r>
+                              <w:rPr>
+                                <w:rFonts w:ascii="Times New Roman" w:hAnsi="Times New Roman" w:cs="Times New Roman"/>
+                                <w:b/>
+                                <w:bCs/>
+                                <w:sz w:val="28"/>
+                                <w:szCs w:val="28"/>
+                                <w:u w:val="single"/>
+                                <w:lang w:val="en-US"/>
+                              </w:rPr>
+                              <w:t xml:space="preserve">If any of the I/P is </w:t>
+                            </w:r>
+                            <w:r>
+                              <w:rPr>
+                                <w:rFonts w:ascii="Times New Roman" w:hAnsi="Times New Roman" w:cs="Times New Roman"/>
+                                <w:b/>
+                                <w:bCs/>
+                                <w:sz w:val="28"/>
+                                <w:szCs w:val="28"/>
+                                <w:u w:val="single"/>
+                                <w:lang w:val="en-US"/>
+                              </w:rPr>
+                              <w:t>0</w:t>
+                            </w:r>
+                            <w:r>
+                              <w:rPr>
+                                <w:rFonts w:ascii="Times New Roman" w:hAnsi="Times New Roman" w:cs="Times New Roman"/>
+                                <w:b/>
+                                <w:bCs/>
+                                <w:sz w:val="28"/>
+                                <w:szCs w:val="28"/>
+                                <w:u w:val="single"/>
+                                <w:lang w:val="en-US"/>
+                              </w:rPr>
+                              <w:t xml:space="preserve"> the O/P is </w:t>
+                            </w:r>
+                            <w:r>
+                              <w:rPr>
+                                <w:rFonts w:ascii="Times New Roman" w:hAnsi="Times New Roman" w:cs="Times New Roman"/>
+                                <w:b/>
+                                <w:bCs/>
+                                <w:sz w:val="28"/>
+                                <w:szCs w:val="28"/>
+                                <w:u w:val="single"/>
+                                <w:lang w:val="en-US"/>
+                              </w:rPr>
+                              <w:t>1</w:t>
+                            </w:r>
+                          </w:p>
+                        </w:txbxContent>
+                      </wps:txbx>
+                      <wps:bodyPr rot="0" vert="horz" wrap="square" lIns="91440" tIns="45720" rIns="91440" bIns="45720" anchor="ctr" anchorCtr="0">
                         <a:noAutofit/>
                       </wps:bodyPr>
                     </wps:wsp>
                   </a:graphicData>
                 </a:graphic>
+                <wp14:sizeRelH relativeFrom="margin">
+                  <wp14:pctWidth>0</wp14:pctWidth>
+                </wp14:sizeRelH>
+                <wp14:sizeRelV relativeFrom="margin">
+                  <wp14:pctHeight>0</wp14:pctHeight>
+                </wp14:sizeRelV>
               </wp:anchor>
             </w:drawing>
           </mc:Choice>
           <mc:Fallback>
             <w:pict>
-              <v:rect w14:anchorId="128B83CA" id="Rectangle 5" o:spid="_x0000_s1026" style="position:absolute;margin-left:-7.5pt;margin-top:626.5pt;width:111.5pt;height:35pt;z-index:251672576;visibility:visible;mso-wrap-style:square;mso-wrap-distance-left:9pt;mso-wrap-distance-top:0;mso-wrap-distance-right:9pt;mso-wrap-distance-bottom:0;mso-position-horizontal:absolute;mso-position-horizontal-relative:text;mso-position-vertical:absolute;mso-position-vertical-relative:text;v-text-anchor:middle" o:gfxdata="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" filled="f" strokecolor="#e00" strokeweight="2.25pt"/>
+              <v:shape w14:anchorId="66EEF3C2" id="_x0000_s1027" type="#_x0000_t202" style="position:absolute;left:0;text-align:left;margin-left:-16pt;margin-top:758.7pt;width:129.75pt;height:43.9pt;z-index:251678720;visibility:visible;mso-wrap-style:square;mso-width-percent:0;mso-height-percent:0;mso-wrap-distance-left:9pt;mso-wrap-distance-top:3.6pt;mso-wrap-distance-right:9pt;mso-wrap-distance-bottom:3.6pt;mso-position-horizontal:absolute;mso-position-horizontal-relative:text;mso-position-vertical:absolute;mso-position-vertical-relative:text;mso-width-percent:0;mso-height-percent:0;mso-width-relative:margin;mso-height-relative:margin;v-text-anchor:middle" o:gfxdata="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" filled="f" strokecolor="#e00" strokeweight="3pt">
+                <v:textbox>
+                  <w:txbxContent>
+                    <w:p>
+                      <w:pPr>
+                        <w:jc w:val="center"/>
+                        <w:rPr>
+                          <w:rFonts w:ascii="Times New Roman" w:hAnsi="Times New Roman" w:cs="Times New Roman"/>
+                          <w:b/>
+                          <w:bCs/>
+                          <w:sz w:val="28"/>
+                          <w:szCs w:val="28"/>
+                          <w:u w:val="single"/>
+                          <w:lang w:val="en-US"/>
+                        </w:rPr>
+                      </w:pPr>
+                      <w:r>
+                        <w:rPr>
+                          <w:rFonts w:ascii="Times New Roman" w:hAnsi="Times New Roman" w:cs="Times New Roman"/>
+                          <w:b/>
+                          <w:bCs/>
+                          <w:sz w:val="28"/>
+                          <w:szCs w:val="28"/>
+                          <w:u w:val="single"/>
+                          <w:lang w:val="en-US"/>
+                        </w:rPr>
+                        <w:t xml:space="preserve">If any of the I/P is </w:t>
+                      </w:r>
+                      <w:r>
+                        <w:rPr>
+                          <w:rFonts w:ascii="Times New Roman" w:hAnsi="Times New Roman" w:cs="Times New Roman"/>
+                          <w:b/>
+                          <w:bCs/>
+                          <w:sz w:val="28"/>
+                          <w:szCs w:val="28"/>
+                          <w:u w:val="single"/>
+                          <w:lang w:val="en-US"/>
+                        </w:rPr>
+                        <w:t>0</w:t>
+                      </w:r>
+                      <w:r>
+                        <w:rPr>
+                          <w:rFonts w:ascii="Times New Roman" w:hAnsi="Times New Roman" w:cs="Times New Roman"/>
+                          <w:b/>
+                          <w:bCs/>
+                          <w:sz w:val="28"/>
+                          <w:szCs w:val="28"/>
+                          <w:u w:val="single"/>
+                          <w:lang w:val="en-US"/>
+                        </w:rPr>
+                        <w:t xml:space="preserve"> the O/P is </w:t>
+                      </w:r>
+                      <w:r>
+                        <w:rPr>
+                          <w:rFonts w:ascii="Times New Roman" w:hAnsi="Times New Roman" w:cs="Times New Roman"/>
+                          <w:b/>
+                          <w:bCs/>
+                          <w:sz w:val="28"/>
+                          <w:szCs w:val="28"/>
+                          <w:u w:val="single"/>
+                          <w:lang w:val="en-US"/>
+                        </w:rPr>
+                        <w:t>1</w:t>
+                      </w:r>
+                    </w:p>
+                  </w:txbxContent>
+                </v:textbox>
+              </v:shape>
             </w:pict>
           </mc:Fallback>
         </mc:AlternateContent>
@@ -186,7 +369,142 @@
         <mc:AlternateContent>
           <mc:Choice Requires="wps">
             <w:drawing>
-              <wp:anchor distT="45720" distB="45720" distL="114300" distR="114300" simplePos="0" relativeHeight="251669504" behindDoc="0" locked="0" layoutInCell="1" allowOverlap="1" wp14:anchorId="387FAA65" wp14:editId="48069503">
+              <wp:anchor distT="45720" distB="45720" distL="114300" distR="114300" simplePos="0" relativeHeight="251671552" behindDoc="0" locked="0" layoutInCell="1" allowOverlap="1" wp14:anchorId="092B7B66" wp14:editId="369FAB0C">
+                <wp:simplePos x="0" y="0"/>
+                <wp:positionH relativeFrom="column">
+                  <wp:posOffset>1643868</wp:posOffset>
+                </wp:positionH>
+                <wp:positionV relativeFrom="paragraph">
+                  <wp:posOffset>9641351</wp:posOffset>
+                </wp:positionV>
+                <wp:extent cx="1647972" cy="557725"/>
+                <wp:effectExtent l="19050" t="19050" r="28575" b="13970"/>
+                <wp:wrapNone/>
+                <wp:docPr id="299620240" name="Text Box 2"/>
+                <wp:cNvGraphicFramePr>
+                  <a:graphicFrameLocks xmlns:a="http://schemas.openxmlformats.org/drawingml/2006/main"/>
+                </wp:cNvGraphicFramePr>
+                <a:graphic xmlns:a="http://schemas.openxmlformats.org/drawingml/2006/main">
+                  <a:graphicData uri="http://schemas.microsoft.com/office/word/2010/wordprocessingShape">
+                    <wps:wsp>
+                      <wps:cNvSpPr txBox="1">
+                        <a:spLocks noChangeArrowheads="1"/>
+                      </wps:cNvSpPr>
+                      <wps:spPr bwMode="auto">
+                        <a:xfrm>
+                          <a:off x="0" y="0"/>
+                          <a:ext cx="1647972" cy="557725"/>
+                        </a:xfrm>
+                        <a:prstGeom prst="rect">
+                          <a:avLst/>
+                        </a:prstGeom>
+                        <a:noFill/>
+                        <a:ln w="38100">
+                          <a:solidFill>
+                            <a:srgbClr val="EE0000"/>
+                          </a:solidFill>
+                          <a:miter lim="800000"/>
+                          <a:headEnd/>
+                          <a:tailEnd/>
+                        </a:ln>
+                      </wps:spPr>
+                      <wps:txbx>
+                        <w:txbxContent>
+                          <w:p>
+                            <w:pPr>
+                              <w:jc w:val="center"/>
+                              <w:rPr>
+                                <w:rFonts w:ascii="Times New Roman" w:hAnsi="Times New Roman" w:cs="Times New Roman"/>
+                                <w:b/>
+                                <w:bCs/>
+                                <w:sz w:val="28"/>
+                                <w:szCs w:val="28"/>
+                                <w:u w:val="single"/>
+                                <w:lang w:val="en-US"/>
+                              </w:rPr>
+                            </w:pPr>
+                            <w:r>
+                              <w:rPr>
+                                <w:rFonts w:ascii="Times New Roman" w:hAnsi="Times New Roman" w:cs="Times New Roman"/>
+                                <w:b/>
+                                <w:bCs/>
+                                <w:sz w:val="28"/>
+                                <w:szCs w:val="28"/>
+                                <w:u w:val="single"/>
+                                <w:lang w:val="en-US"/>
+                              </w:rPr>
+                              <w:t>If any of the I/P is 1 the O/P is 0</w:t>
+                            </w:r>
+                          </w:p>
+                        </w:txbxContent>
+                      </wps:txbx>
+                      <wps:bodyPr rot="0" vert="horz" wrap="square" lIns="91440" tIns="45720" rIns="91440" bIns="45720" anchor="ctr" anchorCtr="0">
+                        <a:noAutofit/>
+                      </wps:bodyPr>
+                    </wps:wsp>
+                  </a:graphicData>
+                </a:graphic>
+                <wp14:sizeRelH relativeFrom="margin">
+                  <wp14:pctWidth>0</wp14:pctWidth>
+                </wp14:sizeRelH>
+                <wp14:sizeRelV relativeFrom="margin">
+                  <wp14:pctHeight>0</wp14:pctHeight>
+                </wp14:sizeRelV>
+              </wp:anchor>
+            </w:drawing>
+          </mc:Choice>
+          <mc:Fallback>
+            <w:pict>
+              <v:shape w14:anchorId="092B7B66" id="_x0000_s1028" type="#_x0000_t202" style="position:absolute;left:0;text-align:left;margin-left:129.45pt;margin-top:759.15pt;width:129.75pt;height:43.9pt;z-index:251671552;visibility:visible;mso-wrap-style:square;mso-width-percent:0;mso-height-percent:0;mso-wrap-distance-left:9pt;mso-wrap-distance-top:3.6pt;mso-wrap-distance-right:9pt;mso-wrap-distance-bottom:3.6pt;mso-position-horizontal:absolute;mso-position-horizontal-relative:text;mso-position-vertical:absolute;mso-position-vertical-relative:text;mso-width-percent:0;mso-height-percent:0;mso-width-relative:margin;mso-height-relative:margin;v-text-anchor:middle" o:gfxdata="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" filled="f" strokecolor="#e00" strokeweight="3pt">
+                <v:textbox>
+                  <w:txbxContent>
+                    <w:p>
+                      <w:pPr>
+                        <w:jc w:val="center"/>
+                        <w:rPr>
+                          <w:rFonts w:ascii="Times New Roman" w:hAnsi="Times New Roman" w:cs="Times New Roman"/>
+                          <w:b/>
+                          <w:bCs/>
+                          <w:sz w:val="28"/>
+                          <w:szCs w:val="28"/>
+                          <w:u w:val="single"/>
+                          <w:lang w:val="en-US"/>
+                        </w:rPr>
+                      </w:pPr>
+                      <w:r>
+                        <w:rPr>
+                          <w:rFonts w:ascii="Times New Roman" w:hAnsi="Times New Roman" w:cs="Times New Roman"/>
+                          <w:b/>
+                          <w:bCs/>
+                          <w:sz w:val="28"/>
+                          <w:szCs w:val="28"/>
+                          <w:u w:val="single"/>
+                          <w:lang w:val="en-US"/>
+                        </w:rPr>
+                        <w:t>If any of the I/P is 1 the O/P is 0</w:t>
+                      </w:r>
+                    </w:p>
+                  </w:txbxContent>
+                </v:textbox>
+              </v:shape>
+            </w:pict>
+          </mc:Fallback>
+        </mc:AlternateContent>
+      </w:r>
+      <w:r>
+        <w:rPr>
+          <w:rFonts w:ascii="Georgia" w:hAnsi="Georgia"/>
+          <w:b/>
+          <w:bCs/>
+          <w:noProof/>
+          <w:sz w:val="48"/>
+          <w:szCs w:val="48"/>
+          <w:u w:val="single"/>
+        </w:rPr>
+        <mc:AlternateContent>
+          <mc:Choice Requires="wps">
+            <w:drawing>
+              <wp:anchor distT="45720" distB="45720" distL="114300" distR="114300" simplePos="0" relativeHeight="251669504" behindDoc="0" locked="0" layoutInCell="1" allowOverlap="1" wp14:anchorId="387FAA65" wp14:editId="254EAFCF">
                 <wp:simplePos x="0" y="0"/>
                 <wp:positionH relativeFrom="margin">
                   <wp:posOffset>5422900</wp:posOffset>
@@ -271,11 +589,7 @@
           </mc:Choice>
           <mc:Fallback>
             <w:pict>
-              <v:shapetype w14:anchorId="387FAA65" id="_x0000_t202" coordsize="21600,21600" o:spt="202" path="m,l,21600r21600,l21600,xe">
-                <v:stroke joinstyle="miter"/>
-                <v:path gradientshapeok="t" o:connecttype="rect"/>
-              </v:shapetype>
-              <v:shape id="Text Box 2" o:spid="_x0000_s1026" type="#_x0000_t202" style="position:absolute;left:0;text-align:left;margin-left:427pt;margin-top:632.55pt;width:87pt;height:26.25pt;z-index:251669504;visibility:visible;mso-wrap-style:square;mso-width-percent:0;mso-height-percent:0;mso-wrap-distance-left:9pt;mso-wrap-distance-top:3.6pt;mso-wrap-distance-right:9pt;mso-wrap-distance-bottom:3.6pt;mso-position-horizontal:absolute;mso-position-horizontal-relative:margin;mso-position-vertical:absolute;mso-position-vertical-relative:text;mso-width-percent:0;mso-height-percent:0;mso-width-relative:margin;mso-height-relative:margin;v-text-anchor:top" o:gfxdata="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" strokeweight="1pt">
+              <v:shape w14:anchorId="387FAA65" id="_x0000_s1029" type="#_x0000_t202" style="position:absolute;left:0;text-align:left;margin-left:427pt;margin-top:632.55pt;width:87pt;height:26.25pt;z-index:251669504;visibility:visible;mso-wrap-style:square;mso-width-percent:0;mso-height-percent:0;mso-wrap-distance-left:9pt;mso-wrap-distance-top:3.6pt;mso-wrap-distance-right:9pt;mso-wrap-distance-bottom:3.6pt;mso-position-horizontal:absolute;mso-position-horizontal-relative:margin;mso-position-vertical:absolute;mso-position-vertical-relative:text;mso-width-percent:0;mso-height-percent:0;mso-width-relative:margin;mso-height-relative:margin;v-text-anchor:top" o:gfxdata="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" strokeweight="1pt">
                 <v:textbox>
                   <w:txbxContent>
                     <w:p>
@@ -322,7 +636,7 @@
         <mc:AlternateContent>
           <mc:Choice Requires="wps">
             <w:drawing>
-              <wp:anchor distT="45720" distB="45720" distL="114300" distR="114300" simplePos="0" relativeHeight="251667456" behindDoc="0" locked="0" layoutInCell="1" allowOverlap="1" wp14:anchorId="7EA8E53D" wp14:editId="7EA063D7">
+              <wp:anchor distT="45720" distB="45720" distL="114300" distR="114300" simplePos="0" relativeHeight="251667456" behindDoc="0" locked="0" layoutInCell="1" allowOverlap="1" wp14:anchorId="7EA8E53D" wp14:editId="5AD1E773">
                 <wp:simplePos x="0" y="0"/>
                 <wp:positionH relativeFrom="column">
                   <wp:posOffset>3540760</wp:posOffset>
@@ -407,7 +721,7 @@
           </mc:Choice>
           <mc:Fallback>
             <w:pict>
-              <v:shape w14:anchorId="7EA8E53D" id="_x0000_s1027" type="#_x0000_t202" style="position:absolute;left:0;text-align:left;margin-left:278.8pt;margin-top:632.7pt;width:116.45pt;height:26.25pt;z-index:251667456;visibility:visible;mso-wrap-style:square;mso-width-percent:0;mso-height-percent:0;mso-wrap-distance-left:9pt;mso-wrap-distance-top:3.6pt;mso-wrap-distance-right:9pt;mso-wrap-distance-bottom:3.6pt;mso-position-horizontal:absolute;mso-position-horizontal-relative:text;mso-position-vertical:absolute;mso-position-vertical-relative:text;mso-width-percent:0;mso-height-percent:0;mso-width-relative:margin;mso-height-relative:margin;v-text-anchor:top" o:gfxdata="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" strokeweight="1pt">
+              <v:shape w14:anchorId="7EA8E53D" id="_x0000_s1030" type="#_x0000_t202" style="position:absolute;left:0;text-align:left;margin-left:278.8pt;margin-top:632.7pt;width:116.45pt;height:26.25pt;z-index:251667456;visibility:visible;mso-wrap-style:square;mso-width-percent:0;mso-height-percent:0;mso-wrap-distance-left:9pt;mso-wrap-distance-top:3.6pt;mso-wrap-distance-right:9pt;mso-wrap-distance-bottom:3.6pt;mso-position-horizontal:absolute;mso-position-horizontal-relative:text;mso-position-vertical:absolute;mso-position-vertical-relative:text;mso-width-percent:0;mso-height-percent:0;mso-width-relative:margin;mso-height-relative:margin;v-text-anchor:top" o:gfxdata="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" strokeweight="1pt">
                 <v:textbox>
                   <w:txbxContent>
                     <w:p>
@@ -443,350 +757,10 @@
       </w:r>
       <w:r>
         <w:rPr>
-          <w:rFonts w:ascii="Georgia" w:hAnsi="Georgia"/>
-          <w:b/>
-          <w:bCs/>
           <w:noProof/>
-          <w:sz w:val="48"/>
-          <w:szCs w:val="48"/>
-          <w:u w:val="single"/>
-        </w:rPr>
-        <mc:AlternateContent>
-          <mc:Choice Requires="wps">
-            <w:drawing>
-              <wp:anchor distT="45720" distB="45720" distL="114300" distR="114300" simplePos="0" relativeHeight="251671552" behindDoc="0" locked="0" layoutInCell="1" allowOverlap="1" wp14:anchorId="092B7B66" wp14:editId="72F29EC1">
-                <wp:simplePos x="0" y="0"/>
-                <wp:positionH relativeFrom="column">
-                  <wp:posOffset>1657350</wp:posOffset>
-                </wp:positionH>
-                <wp:positionV relativeFrom="paragraph">
-                  <wp:posOffset>7932420</wp:posOffset>
-                </wp:positionV>
-                <wp:extent cx="1510665" cy="501650"/>
-                <wp:effectExtent l="0" t="0" r="0" b="0"/>
-                <wp:wrapSquare wrapText="bothSides"/>
-                <wp:docPr id="299620240" name="Text Box 2"/>
-                <wp:cNvGraphicFramePr>
-                  <a:graphicFrameLocks xmlns:a="http://schemas.openxmlformats.org/drawingml/2006/main"/>
-                </wp:cNvGraphicFramePr>
-                <a:graphic xmlns:a="http://schemas.openxmlformats.org/drawingml/2006/main">
-                  <a:graphicData uri="http://schemas.microsoft.com/office/word/2010/wordprocessingShape">
-                    <wps:wsp>
-                      <wps:cNvSpPr txBox="1">
-                        <a:spLocks noChangeArrowheads="1"/>
-                      </wps:cNvSpPr>
-                      <wps:spPr bwMode="auto">
-                        <a:xfrm>
-                          <a:off x="0" y="0"/>
-                          <a:ext cx="1510665" cy="501650"/>
-                        </a:xfrm>
-                        <a:prstGeom prst="rect">
-                          <a:avLst/>
-                        </a:prstGeom>
-                        <a:noFill/>
-                        <a:ln w="12700">
-                          <a:noFill/>
-                          <a:miter lim="800000"/>
-                          <a:headEnd/>
-                          <a:tailEnd/>
-                        </a:ln>
-                      </wps:spPr>
-                      <wps:txbx>
-                        <w:txbxContent>
-                          <w:p>
-                            <w:pPr>
-                              <w:jc w:val="center"/>
-                              <w:rPr>
-                                <w:rFonts w:ascii="Times New Roman" w:hAnsi="Times New Roman" w:cs="Times New Roman"/>
-                                <w:b/>
-                                <w:bCs/>
-                                <w:sz w:val="26"/>
-                                <w:szCs w:val="26"/>
-                                <w:u w:val="single"/>
-                                <w:lang w:val="en-US"/>
-                              </w:rPr>
-                            </w:pPr>
-                            <w:r>
-                              <w:rPr>
-                                <w:rFonts w:ascii="Times New Roman" w:hAnsi="Times New Roman" w:cs="Times New Roman"/>
-                                <w:b/>
-                                <w:bCs/>
-                                <w:sz w:val="26"/>
-                                <w:szCs w:val="26"/>
-                                <w:u w:val="single"/>
-                                <w:lang w:val="en-US"/>
-                              </w:rPr>
-                              <w:t xml:space="preserve">If any of the I/P is </w:t>
-                            </w:r>
-                            <w:r>
-                              <w:rPr>
-                                <w:rFonts w:ascii="Times New Roman" w:hAnsi="Times New Roman" w:cs="Times New Roman"/>
-                                <w:b/>
-                                <w:bCs/>
-                                <w:sz w:val="26"/>
-                                <w:szCs w:val="26"/>
-                                <w:u w:val="single"/>
-                                <w:lang w:val="en-US"/>
-                              </w:rPr>
-                              <w:t>1</w:t>
-                            </w:r>
-                            <w:r>
-                              <w:rPr>
-                                <w:rFonts w:ascii="Times New Roman" w:hAnsi="Times New Roman" w:cs="Times New Roman"/>
-                                <w:b/>
-                                <w:bCs/>
-                                <w:sz w:val="26"/>
-                                <w:szCs w:val="26"/>
-                                <w:u w:val="single"/>
-                                <w:lang w:val="en-US"/>
-                              </w:rPr>
-                              <w:t xml:space="preserve"> the O/P is 0</w:t>
-                            </w:r>
-                          </w:p>
-                        </w:txbxContent>
-                      </wps:txbx>
-                      <wps:bodyPr rot="0" vert="horz" wrap="square" lIns="91440" tIns="45720" rIns="91440" bIns="45720" anchor="ctr" anchorCtr="0">
-                        <a:noAutofit/>
-                      </wps:bodyPr>
-                    </wps:wsp>
-                  </a:graphicData>
-                </a:graphic>
-                <wp14:sizeRelH relativeFrom="margin">
-                  <wp14:pctWidth>0</wp14:pctWidth>
-                </wp14:sizeRelH>
-                <wp14:sizeRelV relativeFrom="margin">
-                  <wp14:pctHeight>0</wp14:pctHeight>
-                </wp14:sizeRelV>
-              </wp:anchor>
-            </w:drawing>
-          </mc:Choice>
-          <mc:Fallback>
-            <w:pict>
-              <v:shape w14:anchorId="092B7B66" id="_x0000_s1028" type="#_x0000_t202" style="position:absolute;left:0;text-align:left;margin-left:130.5pt;margin-top:624.6pt;width:118.95pt;height:39.5pt;z-index:251671552;visibility:visible;mso-wrap-style:square;mso-width-percent:0;mso-height-percent:0;mso-wrap-distance-left:9pt;mso-wrap-distance-top:3.6pt;mso-wrap-distance-right:9pt;mso-wrap-distance-bottom:3.6pt;mso-position-horizontal:absolute;mso-position-horizontal-relative:text;mso-position-vertical:absolute;mso-position-vertical-relative:text;mso-width-percent:0;mso-height-percent:0;mso-width-relative:margin;mso-height-relative:margin;v-text-anchor:middle" o:gfxdata="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" filled="f" stroked="f" strokeweight="1pt">
-                <v:textbox>
-                  <w:txbxContent>
-                    <w:p>
-                      <w:pPr>
-                        <w:jc w:val="center"/>
-                        <w:rPr>
-                          <w:rFonts w:ascii="Times New Roman" w:hAnsi="Times New Roman" w:cs="Times New Roman"/>
-                          <w:b/>
-                          <w:bCs/>
-                          <w:sz w:val="26"/>
-                          <w:szCs w:val="26"/>
-                          <w:u w:val="single"/>
-                          <w:lang w:val="en-US"/>
-                        </w:rPr>
-                      </w:pPr>
-                      <w:r>
-                        <w:rPr>
-                          <w:rFonts w:ascii="Times New Roman" w:hAnsi="Times New Roman" w:cs="Times New Roman"/>
-                          <w:b/>
-                          <w:bCs/>
-                          <w:sz w:val="26"/>
-                          <w:szCs w:val="26"/>
-                          <w:u w:val="single"/>
-                          <w:lang w:val="en-US"/>
-                        </w:rPr>
-                        <w:t xml:space="preserve">If any of the I/P is </w:t>
-                      </w:r>
-                      <w:r>
-                        <w:rPr>
-                          <w:rFonts w:ascii="Times New Roman" w:hAnsi="Times New Roman" w:cs="Times New Roman"/>
-                          <w:b/>
-                          <w:bCs/>
-                          <w:sz w:val="26"/>
-                          <w:szCs w:val="26"/>
-                          <w:u w:val="single"/>
-                          <w:lang w:val="en-US"/>
-                        </w:rPr>
-                        <w:t>1</w:t>
-                      </w:r>
-                      <w:r>
-                        <w:rPr>
-                          <w:rFonts w:ascii="Times New Roman" w:hAnsi="Times New Roman" w:cs="Times New Roman"/>
-                          <w:b/>
-                          <w:bCs/>
-                          <w:sz w:val="26"/>
-                          <w:szCs w:val="26"/>
-                          <w:u w:val="single"/>
-                          <w:lang w:val="en-US"/>
-                        </w:rPr>
-                        <w:t xml:space="preserve"> the O/P is 0</w:t>
-                      </w:r>
-                    </w:p>
-                  </w:txbxContent>
-                </v:textbox>
-                <w10:wrap type="square"/>
-              </v:shape>
-            </w:pict>
-          </mc:Fallback>
-        </mc:AlternateContent>
-      </w:r>
-      <w:r>
-        <w:rPr>
-          <w:rFonts w:ascii="Georgia" w:hAnsi="Georgia"/>
-          <w:b/>
-          <w:bCs/>
-          <w:noProof/>
-          <w:sz w:val="48"/>
-          <w:szCs w:val="48"/>
-          <w:u w:val="single"/>
-        </w:rPr>
-        <mc:AlternateContent>
-          <mc:Choice Requires="wps">
-            <w:drawing>
-              <wp:anchor distT="45720" distB="45720" distL="114300" distR="114300" simplePos="0" relativeHeight="251665408" behindDoc="0" locked="0" layoutInCell="1" allowOverlap="1" wp14:anchorId="5BB0119C" wp14:editId="1765962B">
-                <wp:simplePos x="0" y="0"/>
-                <wp:positionH relativeFrom="column">
-                  <wp:posOffset>-165100</wp:posOffset>
-                </wp:positionH>
-                <wp:positionV relativeFrom="paragraph">
-                  <wp:posOffset>7905750</wp:posOffset>
-                </wp:positionV>
-                <wp:extent cx="1510665" cy="501650"/>
-                <wp:effectExtent l="0" t="0" r="0" b="0"/>
-                <wp:wrapSquare wrapText="bothSides"/>
-                <wp:docPr id="1086765253" name="Text Box 2"/>
-                <wp:cNvGraphicFramePr>
-                  <a:graphicFrameLocks xmlns:a="http://schemas.openxmlformats.org/drawingml/2006/main"/>
-                </wp:cNvGraphicFramePr>
-                <a:graphic xmlns:a="http://schemas.openxmlformats.org/drawingml/2006/main">
-                  <a:graphicData uri="http://schemas.microsoft.com/office/word/2010/wordprocessingShape">
-                    <wps:wsp>
-                      <wps:cNvSpPr txBox="1">
-                        <a:spLocks noChangeArrowheads="1"/>
-                      </wps:cNvSpPr>
-                      <wps:spPr bwMode="auto">
-                        <a:xfrm>
-                          <a:off x="0" y="0"/>
-                          <a:ext cx="1510665" cy="501650"/>
-                        </a:xfrm>
-                        <a:prstGeom prst="rect">
-                          <a:avLst/>
-                        </a:prstGeom>
-                        <a:noFill/>
-                        <a:ln w="12700">
-                          <a:noFill/>
-                          <a:miter lim="800000"/>
-                          <a:headEnd/>
-                          <a:tailEnd/>
-                        </a:ln>
-                      </wps:spPr>
-                      <wps:txbx>
-                        <w:txbxContent>
-                          <w:p>
-                            <w:pPr>
-                              <w:jc w:val="center"/>
-                              <w:rPr>
-                                <w:rFonts w:ascii="Times New Roman" w:hAnsi="Times New Roman" w:cs="Times New Roman"/>
-                                <w:b/>
-                                <w:bCs/>
-                                <w:sz w:val="26"/>
-                                <w:szCs w:val="26"/>
-                                <w:u w:val="single"/>
-                                <w:lang w:val="en-US"/>
-                              </w:rPr>
-                            </w:pPr>
-                            <w:r>
-                              <w:rPr>
-                                <w:rFonts w:ascii="Times New Roman" w:hAnsi="Times New Roman" w:cs="Times New Roman"/>
-                                <w:b/>
-                                <w:bCs/>
-                                <w:sz w:val="26"/>
-                                <w:szCs w:val="26"/>
-                                <w:u w:val="single"/>
-                                <w:lang w:val="en-US"/>
-                              </w:rPr>
-                              <w:t xml:space="preserve">If any of the I/P is 0 the O/P is </w:t>
-                            </w:r>
-                            <w:r>
-                              <w:rPr>
-                                <w:rFonts w:ascii="Times New Roman" w:hAnsi="Times New Roman" w:cs="Times New Roman"/>
-                                <w:b/>
-                                <w:bCs/>
-                                <w:sz w:val="26"/>
-                                <w:szCs w:val="26"/>
-                                <w:u w:val="single"/>
-                                <w:lang w:val="en-US"/>
-                              </w:rPr>
-                              <w:t>1</w:t>
-                            </w:r>
-                          </w:p>
-                        </w:txbxContent>
-                      </wps:txbx>
-                      <wps:bodyPr rot="0" vert="horz" wrap="square" lIns="91440" tIns="45720" rIns="91440" bIns="45720" anchor="ctr" anchorCtr="0">
-                        <a:noAutofit/>
-                      </wps:bodyPr>
-                    </wps:wsp>
-                  </a:graphicData>
-                </a:graphic>
-                <wp14:sizeRelH relativeFrom="margin">
-                  <wp14:pctWidth>0</wp14:pctWidth>
-                </wp14:sizeRelH>
-                <wp14:sizeRelV relativeFrom="margin">
-                  <wp14:pctHeight>0</wp14:pctHeight>
-                </wp14:sizeRelV>
-              </wp:anchor>
-            </w:drawing>
-          </mc:Choice>
-          <mc:Fallback>
-            <w:pict>
-              <v:shape w14:anchorId="5BB0119C" id="_x0000_s1029" type="#_x0000_t202" style="position:absolute;left:0;text-align:left;margin-left:-13pt;margin-top:622.5pt;width:118.95pt;height:39.5pt;z-index:251665408;visibility:visible;mso-wrap-style:square;mso-width-percent:0;mso-height-percent:0;mso-wrap-distance-left:9pt;mso-wrap-distance-top:3.6pt;mso-wrap-distance-right:9pt;mso-wrap-distance-bottom:3.6pt;mso-position-horizontal:absolute;mso-position-horizontal-relative:text;mso-position-vertical:absolute;mso-position-vertical-relative:text;mso-width-percent:0;mso-height-percent:0;mso-width-relative:margin;mso-height-relative:margin;v-text-anchor:middle" o:gfxdata="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" filled="f" stroked="f" strokeweight="1pt">
-                <v:textbox>
-                  <w:txbxContent>
-                    <w:p>
-                      <w:pPr>
-                        <w:jc w:val="center"/>
-                        <w:rPr>
-                          <w:rFonts w:ascii="Times New Roman" w:hAnsi="Times New Roman" w:cs="Times New Roman"/>
-                          <w:b/>
-                          <w:bCs/>
-                          <w:sz w:val="26"/>
-                          <w:szCs w:val="26"/>
-                          <w:u w:val="single"/>
-                          <w:lang w:val="en-US"/>
-                        </w:rPr>
-                      </w:pPr>
-                      <w:r>
-                        <w:rPr>
-                          <w:rFonts w:ascii="Times New Roman" w:hAnsi="Times New Roman" w:cs="Times New Roman"/>
-                          <w:b/>
-                          <w:bCs/>
-                          <w:sz w:val="26"/>
-                          <w:szCs w:val="26"/>
-                          <w:u w:val="single"/>
-                          <w:lang w:val="en-US"/>
-                        </w:rPr>
-                        <w:t xml:space="preserve">If any of the I/P is 0 the O/P is </w:t>
-                      </w:r>
-                      <w:r>
-                        <w:rPr>
-                          <w:rFonts w:ascii="Times New Roman" w:hAnsi="Times New Roman" w:cs="Times New Roman"/>
-                          <w:b/>
-                          <w:bCs/>
-                          <w:sz w:val="26"/>
-                          <w:szCs w:val="26"/>
-                          <w:u w:val="single"/>
-                          <w:lang w:val="en-US"/>
-                        </w:rPr>
-                        <w:t>1</w:t>
-                      </w:r>
-                    </w:p>
-                  </w:txbxContent>
-                </v:textbox>
-                <w10:wrap type="square"/>
-              </v:shape>
-            </w:pict>
-          </mc:Fallback>
-        </mc:AlternateContent>
-      </w:r>
-      <w:r>
-        <w:rPr>
-          <w:noProof/>
         </w:rPr>
         <w:drawing>
-          <wp:anchor distT="0" distB="0" distL="114300" distR="114300" simplePos="0" relativeHeight="251661312" behindDoc="0" locked="0" layoutInCell="1" allowOverlap="1" wp14:anchorId="4590F2F4" wp14:editId="43FAFD24">
+          <wp:anchor distT="0" distB="0" distL="114300" distR="114300" simplePos="0" relativeHeight="251661312" behindDoc="0" locked="0" layoutInCell="1" allowOverlap="1" wp14:anchorId="4590F2F4" wp14:editId="044313A9">
             <wp:simplePos x="0" y="0"/>
             <wp:positionH relativeFrom="margin">
               <wp:posOffset>-127000</wp:posOffset>
